--- a/public/2026/seq05/FICHE_S5-A01_CDC_4eme.docx
+++ b/public/2026/seq05/FICHE_S5-A01_CDC_4eme.docx
@@ -21,6 +21,9 @@
         <w:gridCol w:w="1200"/>
       </w:tblGrid>
       <w:tr>
+        <w:trPr>
+          <w:cantSplit/>
+        </w:trPr>
         <w:tc>
           <w:tcPr>
             <w:tcW w:type="dxa" w:w="1266"/>
@@ -210,6 +213,32 @@
               <w:t xml:space="preserve">ACTIVITÉ N°01</w:t>
             </w:r>
           </w:p>
+          <w:p>
+            <w:pPr>
+              <w:spacing w:after="0"/>
+            </w:pPr>
+            <w:r>
+              <w:rPr>
+                <w:rFonts w:ascii="Arial" w:cs="Arial" w:eastAsia="Arial" w:hAnsi="Arial"/>
+                <w:sz w:val="14"/>
+                <w:szCs w:val="14"/>
+              </w:rPr>
+              <w:t xml:space="preserve">NOM : ..............................</w:t>
+            </w:r>
+          </w:p>
+          <w:p>
+            <w:pPr>
+              <w:spacing w:after="0"/>
+            </w:pPr>
+            <w:r>
+              <w:rPr>
+                <w:rFonts w:ascii="Arial" w:cs="Arial" w:eastAsia="Arial" w:hAnsi="Arial"/>
+                <w:sz w:val="14"/>
+                <w:szCs w:val="14"/>
+              </w:rPr>
+              <w:t xml:space="preserve">PRÉNOM : .........................</w:t>
+            </w:r>
+          </w:p>
         </w:tc>
         <w:tc>
           <w:tcPr>
@@ -295,149 +324,48 @@
         </w:tblBorders>
       </w:tblPr>
       <w:tblGrid>
-        <w:gridCol w:w="2340"/>
-        <w:gridCol w:w="2340"/>
-        <w:gridCol w:w="2340"/>
-        <w:gridCol w:w="2340"/>
+        <w:gridCol w:w="9360"/>
       </w:tblGrid>
       <w:tr>
-        <w:tc>
-          <w:tcPr>
-            <w:tcW w:type="dxa" w:w="2340"/>
-            <w:tcBorders>
-              <w:top w:val="single" w:color="000000" w:sz="6"/>
-              <w:left w:val="single" w:color="000000" w:sz="6"/>
-              <w:bottom w:val="single" w:color="000000" w:sz="6"/>
-              <w:right w:val="single" w:color="000000" w:sz="6"/>
-            </w:tcBorders>
-            <w:tcMar>
-              <w:top w:type="dxa" w:w="40"/>
-              <w:left w:type="dxa" w:w="80"/>
-              <w:bottom w:type="dxa" w:w="40"/>
-              <w:right w:type="dxa" w:w="80"/>
-            </w:tcMar>
-            <w:vAlign w:val="center"/>
-          </w:tcPr>
-          <w:p>
-            <w:pPr>
-              <w:spacing w:after="0"/>
-            </w:pPr>
-            <w:r>
-              <w:rPr>
-                <w:rFonts w:ascii="Arial" w:cs="Arial" w:eastAsia="Arial" w:hAnsi="Arial"/>
-                <w:b w:val="false"/>
-                <w:bCs w:val="false"/>
-                <w:i w:val="false"/>
-                <w:iCs w:val="false"/>
-                <w:sz w:val="24"/>
-                <w:szCs w:val="24"/>
-              </w:rPr>
-              <w:t xml:space="preserve">NOM : </w:t>
-            </w:r>
-          </w:p>
-        </w:tc>
-        <w:tc>
-          <w:tcPr>
-            <w:tcW w:type="dxa" w:w="2340"/>
-            <w:tcBorders>
-              <w:top w:val="single" w:color="000000" w:sz="6"/>
-              <w:left w:val="single" w:color="000000" w:sz="6"/>
-              <w:bottom w:val="single" w:color="000000" w:sz="6"/>
-              <w:right w:val="single" w:color="000000" w:sz="6"/>
-            </w:tcBorders>
-            <w:tcMar>
-              <w:top w:type="dxa" w:w="40"/>
-              <w:left w:type="dxa" w:w="80"/>
-              <w:bottom w:type="dxa" w:w="40"/>
-              <w:right w:type="dxa" w:w="80"/>
-            </w:tcMar>
-            <w:vAlign w:val="center"/>
-          </w:tcPr>
-          <w:p>
-            <w:pPr>
-              <w:spacing w:after="0"/>
-            </w:pPr>
-            <w:r>
-              <w:rPr>
-                <w:rFonts w:ascii="Arial" w:cs="Arial" w:eastAsia="Arial" w:hAnsi="Arial"/>
-                <w:b w:val="false"/>
-                <w:bCs w:val="false"/>
-                <w:i w:val="false"/>
-                <w:iCs w:val="false"/>
-                <w:sz w:val="24"/>
-                <w:szCs w:val="24"/>
-              </w:rPr>
-              <w:t xml:space="preserve">PRÉNOM : </w:t>
-            </w:r>
-          </w:p>
-        </w:tc>
-        <w:tc>
-          <w:tcPr>
-            <w:tcW w:type="dxa" w:w="2340"/>
-            <w:tcBorders>
-              <w:top w:val="single" w:color="000000" w:sz="6"/>
-              <w:left w:val="single" w:color="000000" w:sz="6"/>
-              <w:bottom w:val="single" w:color="000000" w:sz="6"/>
-              <w:right w:val="single" w:color="000000" w:sz="6"/>
-            </w:tcBorders>
-            <w:tcMar>
-              <w:top w:type="dxa" w:w="40"/>
-              <w:left w:type="dxa" w:w="80"/>
-              <w:bottom w:type="dxa" w:w="40"/>
-              <w:right w:type="dxa" w:w="80"/>
-            </w:tcMar>
-            <w:vAlign w:val="center"/>
-          </w:tcPr>
-          <w:p>
-            <w:pPr>
-              <w:spacing w:after="0"/>
-            </w:pPr>
-            <w:r>
-              <w:rPr>
-                <w:rFonts w:ascii="Arial" w:cs="Arial" w:eastAsia="Arial" w:hAnsi="Arial"/>
-                <w:b w:val="false"/>
-                <w:bCs w:val="false"/>
-                <w:i w:val="false"/>
-                <w:iCs w:val="false"/>
-                <w:sz w:val="24"/>
-                <w:szCs w:val="24"/>
-              </w:rPr>
-              <w:t xml:space="preserve">CLASSE : </w:t>
-            </w:r>
-          </w:p>
-        </w:tc>
-        <w:tc>
-          <w:tcPr>
-            <w:tcW w:type="dxa" w:w="2340"/>
-            <w:tcBorders>
-              <w:top w:val="single" w:color="000000" w:sz="6"/>
-              <w:left w:val="single" w:color="000000" w:sz="6"/>
-              <w:bottom w:val="single" w:color="000000" w:sz="6"/>
-              <w:right w:val="single" w:color="000000" w:sz="6"/>
-            </w:tcBorders>
-            <w:tcMar>
-              <w:top w:type="dxa" w:w="40"/>
-              <w:left w:type="dxa" w:w="80"/>
-              <w:bottom w:type="dxa" w:w="40"/>
-              <w:right w:type="dxa" w:w="80"/>
-            </w:tcMar>
-            <w:vAlign w:val="center"/>
-          </w:tcPr>
-          <w:p>
-            <w:pPr>
-              <w:spacing w:after="0"/>
-            </w:pPr>
-            <w:r>
-              <w:rPr>
-                <w:rFonts w:ascii="Arial" w:cs="Arial" w:eastAsia="Arial" w:hAnsi="Arial"/>
-                <w:b w:val="false"/>
-                <w:bCs w:val="false"/>
-                <w:i w:val="false"/>
-                <w:iCs w:val="false"/>
-                <w:sz w:val="24"/>
-                <w:szCs w:val="24"/>
-              </w:rPr>
-              <w:t xml:space="preserve">MAISON : </w:t>
+        <w:trPr>
+          <w:cantSplit/>
+        </w:trPr>
+        <w:tc>
+          <w:tcPr>
+            <w:tcW w:type="dxa" w:w="9360"/>
+            <w:tcBorders>
+              <w:top w:val="single" w:color="000000" w:sz="6"/>
+              <w:left w:val="single" w:color="000000" w:sz="6"/>
+              <w:bottom w:val="single" w:color="000000" w:sz="6"/>
+              <w:right w:val="single" w:color="000000" w:sz="6"/>
+            </w:tcBorders>
+            <w:shd w:fill="D9D9D9" w:val="clear"/>
+            <w:tcMar>
+              <w:top w:type="dxa" w:w="40"/>
+              <w:left w:type="dxa" w:w="80"/>
+              <w:bottom w:type="dxa" w:w="40"/>
+              <w:right w:type="dxa" w:w="80"/>
+            </w:tcMar>
+            <w:vAlign w:val="center"/>
+          </w:tcPr>
+          <w:p>
+            <w:pPr>
+              <w:keepNext/>
+              <w:keepLines/>
+              <w:spacing w:after="0"/>
+              <w:jc w:val="center"/>
+            </w:pPr>
+            <w:r>
+              <w:rPr>
+                <w:rFonts w:ascii="Arial" w:cs="Arial" w:eastAsia="Arial" w:hAnsi="Arial"/>
+                <w:b/>
+                <w:bCs/>
+                <w:i w:val="false"/>
+                <w:iCs w:val="false"/>
+                <w:sz w:val="32"/>
+                <w:szCs w:val="32"/>
+              </w:rPr>
+              <w:t xml:space="preserve">LE SUPPORT DE SMARTPHONE : DU BESOIN AU CDC</w:t>
             </w:r>
           </w:p>
         </w:tc>
@@ -445,6 +373,8 @@
     </w:tbl>
     <w:p>
       <w:pPr>
+        <w:keepNext/>
+        <w:keepLines/>
         <w:spacing w:after="128"/>
       </w:pPr>
     </w:p>
@@ -464,6 +394,9 @@
         <w:gridCol w:w="9360"/>
       </w:tblGrid>
       <w:tr>
+        <w:trPr>
+          <w:cantSplit/>
+        </w:trPr>
         <w:tc>
           <w:tcPr>
             <w:tcW w:type="dxa" w:w="9360"/>
@@ -473,31 +406,50 @@
               <w:bottom w:val="single" w:color="000000" w:sz="6"/>
               <w:right w:val="single" w:color="000000" w:sz="6"/>
             </w:tcBorders>
-            <w:shd w:fill="D9D9D9" w:val="clear"/>
-            <w:tcMar>
-              <w:top w:type="dxa" w:w="40"/>
-              <w:left w:type="dxa" w:w="80"/>
-              <w:bottom w:type="dxa" w:w="40"/>
-              <w:right w:type="dxa" w:w="80"/>
-            </w:tcMar>
-            <w:vAlign w:val="center"/>
-          </w:tcPr>
-          <w:p>
-            <w:pPr>
-              <w:spacing w:after="0"/>
-              <w:jc w:val="center"/>
+            <w:tcMar>
+              <w:top w:type="dxa" w:w="100"/>
+              <w:left w:type="dxa" w:w="120"/>
+              <w:bottom w:type="dxa" w:w="100"/>
+              <w:right w:type="dxa" w:w="120"/>
+            </w:tcMar>
+            <w:vAlign w:val="center"/>
+          </w:tcPr>
+          <w:p>
+            <w:pPr>
+              <w:keepNext/>
+              <w:keepLines/>
+              <w:spacing w:after="96"/>
+            </w:pPr>
+            <w:r>
+              <w:rPr>
+                <w:rFonts w:ascii="Arial" w:cs="Arial" w:eastAsia="Arial" w:hAnsi="Arial"/>
+                <w:b w:val="false"/>
+                <w:bCs w:val="false"/>
+                <w:i w:val="false"/>
+                <w:iCs w:val="false"/>
+                <w:sz w:val="24"/>
+                <w:szCs w:val="24"/>
+              </w:rPr>
+              <w:t xml:space="preserve">En salle 207, les téléphones qui filment les expériences glissent, tombent, finissent à plat sur la table. Le collège te commande un support de smartphone, fabricable en classe, budget quasi nul.</w:t>
+            </w:r>
+          </w:p>
+          <w:p>
+            <w:pPr>
+              <w:keepNext/>
+              <w:keepLines/>
+              <w:spacing w:after="0"/>
             </w:pPr>
             <w:r>
               <w:rPr>
                 <w:rFonts w:ascii="Arial" w:cs="Arial" w:eastAsia="Arial" w:hAnsi="Arial"/>
                 <w:b/>
                 <w:bCs/>
-                <w:i w:val="false"/>
-                <w:iCs w:val="false"/>
-                <w:sz w:val="32"/>
-                <w:szCs w:val="32"/>
-              </w:rPr>
-              <w:t xml:space="preserve">LE SUPPORT DE SMARTPHONE : DU BESOIN AU CDC</w:t>
+                <w:i/>
+                <w:iCs/>
+                <w:sz w:val="24"/>
+                <w:szCs w:val="24"/>
+              </w:rPr>
+              <w:t xml:space="preserve">❓ Comment traduire un besoin flou en cahier des charges précis et vérifiable ?</w:t>
             </w:r>
           </w:p>
         </w:tc>
@@ -505,142 +457,30 @@
     </w:tbl>
     <w:p>
       <w:pPr>
-        <w:spacing w:after="128"/>
+        <w:keepNext/>
+        <w:keepLines/>
+        <w:pBdr>
+          <w:top w:val="single" w:color="000000" w:sz="6" w:space="4"/>
+          <w:left w:val="single" w:color="000000" w:sz="6" w:space="4"/>
+          <w:bottom w:val="single" w:color="000000" w:sz="6" w:space="4"/>
+          <w:right w:val="single" w:color="000000" w:sz="6" w:space="4"/>
+        </w:pBdr>
+        <w:shd w:val="clear" w:color="auto" w:fill="D9D9D9"/>
+        <w:spacing w:before="150" w:after="130"/>
+        <w:ind w:left="0" w:right="1106"/>
       </w:pPr>
-    </w:p>
-    <w:tbl>
-      <w:tblPr>
-        <w:tblW w:type="dxa" w:w="9360"/>
-        <w:tblBorders>
-          <w:top w:val="single" w:color="auto" w:sz="4"/>
-          <w:left w:val="single" w:color="auto" w:sz="4"/>
-          <w:bottom w:val="single" w:color="auto" w:sz="4"/>
-          <w:right w:val="single" w:color="auto" w:sz="4"/>
-          <w:insideH w:val="single" w:color="auto" w:sz="4"/>
-          <w:insideV w:val="single" w:color="auto" w:sz="4"/>
-        </w:tblBorders>
-      </w:tblPr>
-      <w:tblGrid>
-        <w:gridCol w:w="9360"/>
-      </w:tblGrid>
-      <w:tr>
-        <w:tc>
-          <w:tcPr>
-            <w:tcW w:type="dxa" w:w="9360"/>
-            <w:tcBorders>
-              <w:top w:val="single" w:color="000000" w:sz="6"/>
-              <w:left w:val="single" w:color="000000" w:sz="6"/>
-              <w:bottom w:val="single" w:color="000000" w:sz="6"/>
-              <w:right w:val="single" w:color="000000" w:sz="6"/>
-            </w:tcBorders>
-            <w:tcMar>
-              <w:top w:type="dxa" w:w="100"/>
-              <w:left w:type="dxa" w:w="120"/>
-              <w:bottom w:type="dxa" w:w="100"/>
-              <w:right w:type="dxa" w:w="120"/>
-            </w:tcMar>
-            <w:vAlign w:val="center"/>
-          </w:tcPr>
-          <w:p>
-            <w:pPr>
-              <w:spacing w:after="96"/>
-            </w:pPr>
-            <w:r>
-              <w:rPr>
-                <w:rFonts w:ascii="Arial" w:cs="Arial" w:eastAsia="Arial" w:hAnsi="Arial"/>
-                <w:b w:val="false"/>
-                <w:bCs w:val="false"/>
-                <w:i w:val="false"/>
-                <w:iCs w:val="false"/>
-                <w:sz w:val="24"/>
-                <w:szCs w:val="24"/>
-              </w:rPr>
-              <w:t xml:space="preserve">En salle 207, les téléphones qui filment les expériences glissent, tombent, finissent à plat sur la table. Le collège te commande un support de smartphone, fabricable en classe, budget quasi nul.</w:t>
-            </w:r>
-          </w:p>
-          <w:p>
-            <w:pPr>
-              <w:spacing w:after="0"/>
-            </w:pPr>
-            <w:r>
-              <w:rPr>
-                <w:rFonts w:ascii="Arial" w:cs="Arial" w:eastAsia="Arial" w:hAnsi="Arial"/>
-                <w:b/>
-                <w:bCs/>
-                <w:i/>
-                <w:iCs/>
-                <w:sz w:val="24"/>
-                <w:szCs w:val="24"/>
-              </w:rPr>
-              <w:t xml:space="preserve">❓ Comment traduire un besoin flou en cahier des charges précis et vérifiable ?</w:t>
-            </w:r>
-          </w:p>
-        </w:tc>
-      </w:tr>
-    </w:tbl>
-    <w:p>
-      <w:pPr>
-        <w:spacing w:after="128"/>
-      </w:pPr>
-    </w:p>
-    <w:tbl>
-      <w:tblPr>
-        <w:tblW w:type="dxa" w:w="9360"/>
-        <w:tblBorders>
-          <w:top w:val="single" w:color="auto" w:sz="4"/>
-          <w:left w:val="single" w:color="auto" w:sz="4"/>
-          <w:bottom w:val="single" w:color="auto" w:sz="4"/>
-          <w:right w:val="single" w:color="auto" w:sz="4"/>
-          <w:insideH w:val="single" w:color="auto" w:sz="4"/>
-          <w:insideV w:val="single" w:color="auto" w:sz="4"/>
-        </w:tblBorders>
-      </w:tblPr>
-      <w:tblGrid>
-        <w:gridCol w:w="9360"/>
-      </w:tblGrid>
-      <w:tr>
-        <w:tc>
-          <w:tcPr>
-            <w:tcW w:type="dxa" w:w="9360"/>
-            <w:tcBorders>
-              <w:top w:val="single" w:color="000000" w:sz="6"/>
-              <w:left w:val="single" w:color="000000" w:sz="6"/>
-              <w:bottom w:val="single" w:color="000000" w:sz="6"/>
-              <w:right w:val="single" w:color="000000" w:sz="6"/>
-            </w:tcBorders>
-            <w:shd w:fill="F2F2F2" w:val="clear"/>
-            <w:tcMar>
-              <w:top w:type="dxa" w:w="40"/>
-              <w:left w:type="dxa" w:w="80"/>
-              <w:bottom w:type="dxa" w:w="40"/>
-              <w:right w:type="dxa" w:w="80"/>
-            </w:tcMar>
-            <w:vAlign w:val="center"/>
-          </w:tcPr>
-          <w:p>
-            <w:pPr>
-              <w:spacing w:after="0"/>
-            </w:pPr>
-            <w:r>
-              <w:rPr>
-                <w:rFonts w:ascii="Arial" w:cs="Arial" w:eastAsia="Arial" w:hAnsi="Arial"/>
-                <w:b/>
-                <w:bCs/>
-                <w:i w:val="false"/>
-                <w:iCs w:val="false"/>
-                <w:sz w:val="26"/>
-                <w:szCs w:val="26"/>
-              </w:rPr>
-              <w:t xml:space="preserve">PARTIE 1 — Formuler le besoin : les 3 questions</w:t>
-            </w:r>
-          </w:p>
-        </w:tc>
-      </w:tr>
-    </w:tbl>
-    <w:p>
-      <w:pPr>
-        <w:spacing w:after="64"/>
-      </w:pPr>
+      <w:r>
+        <w:rPr>
+          <w:rFonts w:ascii="Arial" w:cs="Arial" w:eastAsia="Arial" w:hAnsi="Arial"/>
+          <w:b/>
+          <w:bCs/>
+          <w:i w:val="false"/>
+          <w:iCs w:val="false"/>
+          <w:sz w:val="26"/>
+          <w:szCs w:val="26"/>
+        </w:rPr>
+        <w:t xml:space="preserve">PARTIE 1 — Formuler le besoin : les 3 questions</w:t>
+      </w:r>
     </w:p>
     <w:tbl>
       <w:tblPr>
@@ -659,6 +499,9 @@
         <w:gridCol w:w="5160"/>
       </w:tblGrid>
       <w:tr>
+        <w:trPr>
+          <w:cantSplit/>
+        </w:trPr>
         <w:tc>
           <w:tcPr>
             <w:tcW w:type="dxa" w:w="4200"/>
@@ -679,6 +522,8 @@
           </w:tcPr>
           <w:p>
             <w:pPr>
+              <w:keepNext/>
+              <w:keepLines/>
               <w:spacing w:after="0"/>
             </w:pPr>
             <w:r>
@@ -715,6 +560,8 @@
           </w:tcPr>
           <w:p>
             <w:pPr>
+              <w:keepNext/>
+              <w:keepLines/>
               <w:spacing w:after="0"/>
             </w:pPr>
             <w:r>
@@ -733,6 +580,9 @@
         </w:tc>
       </w:tr>
       <w:tr>
+        <w:trPr>
+          <w:cantSplit/>
+        </w:trPr>
         <w:tc>
           <w:tcPr>
             <w:tcW w:type="dxa" w:w="4200"/>
@@ -752,6 +602,8 @@
           </w:tcPr>
           <w:p>
             <w:pPr>
+              <w:keepNext/>
+              <w:keepLines/>
               <w:spacing w:after="0"/>
             </w:pPr>
             <w:r>
@@ -787,6 +639,8 @@
           </w:tcPr>
           <w:p>
             <w:pPr>
+              <w:keepNext/>
+              <w:keepLines/>
               <w:spacing w:after="0"/>
             </w:pPr>
             <w:r>
@@ -805,6 +659,9 @@
         </w:tc>
       </w:tr>
       <w:tr>
+        <w:trPr>
+          <w:cantSplit/>
+        </w:trPr>
         <w:tc>
           <w:tcPr>
             <w:tcW w:type="dxa" w:w="4200"/>
@@ -824,6 +681,8 @@
           </w:tcPr>
           <w:p>
             <w:pPr>
+              <w:keepNext/>
+              <w:keepLines/>
               <w:spacing w:after="0"/>
             </w:pPr>
             <w:r>
@@ -859,6 +718,8 @@
           </w:tcPr>
           <w:p>
             <w:pPr>
+              <w:keepNext/>
+              <w:keepLines/>
               <w:spacing w:after="0"/>
             </w:pPr>
             <w:r>
@@ -877,6 +738,9 @@
         </w:tc>
       </w:tr>
       <w:tr>
+        <w:trPr>
+          <w:cantSplit/>
+        </w:trPr>
         <w:tc>
           <w:tcPr>
             <w:tcW w:type="dxa" w:w="4200"/>
@@ -951,70 +815,35 @@
     </w:tbl>
     <w:p>
       <w:pPr>
-        <w:spacing w:after="80"/>
+        <w:keepNext/>
+        <w:keepLines/>
+        <w:pBdr>
+          <w:top w:val="single" w:color="000000" w:sz="6" w:space="4"/>
+          <w:left w:val="single" w:color="000000" w:sz="6" w:space="4"/>
+          <w:bottom w:val="single" w:color="000000" w:sz="6" w:space="4"/>
+          <w:right w:val="single" w:color="000000" w:sz="6" w:space="4"/>
+        </w:pBdr>
+        <w:shd w:val="clear" w:color="auto" w:fill="D9D9D9"/>
+        <w:spacing w:before="150" w:after="130"/>
+        <w:ind w:left="0" w:right="1106"/>
       </w:pPr>
-    </w:p>
-    <w:tbl>
-      <w:tblPr>
-        <w:tblW w:type="dxa" w:w="9360"/>
-        <w:tblBorders>
-          <w:top w:val="single" w:color="auto" w:sz="4"/>
-          <w:left w:val="single" w:color="auto" w:sz="4"/>
-          <w:bottom w:val="single" w:color="auto" w:sz="4"/>
-          <w:right w:val="single" w:color="auto" w:sz="4"/>
-          <w:insideH w:val="single" w:color="auto" w:sz="4"/>
-          <w:insideV w:val="single" w:color="auto" w:sz="4"/>
-        </w:tblBorders>
-      </w:tblPr>
-      <w:tblGrid>
-        <w:gridCol w:w="9360"/>
-      </w:tblGrid>
-      <w:tr>
-        <w:tc>
-          <w:tcPr>
-            <w:tcW w:type="dxa" w:w="9360"/>
-            <w:tcBorders>
-              <w:top w:val="single" w:color="000000" w:sz="6"/>
-              <w:left w:val="single" w:color="000000" w:sz="6"/>
-              <w:bottom w:val="single" w:color="000000" w:sz="6"/>
-              <w:right w:val="single" w:color="000000" w:sz="6"/>
-            </w:tcBorders>
-            <w:shd w:fill="F2F2F2" w:val="clear"/>
-            <w:tcMar>
-              <w:top w:type="dxa" w:w="40"/>
-              <w:left w:type="dxa" w:w="80"/>
-              <w:bottom w:type="dxa" w:w="40"/>
-              <w:right w:type="dxa" w:w="80"/>
-            </w:tcMar>
-            <w:vAlign w:val="center"/>
-          </w:tcPr>
-          <w:p>
-            <w:pPr>
-              <w:spacing w:after="0"/>
-            </w:pPr>
-            <w:r>
-              <w:rPr>
-                <w:rFonts w:ascii="Arial" w:cs="Arial" w:eastAsia="Arial" w:hAnsi="Arial"/>
-                <w:b/>
-                <w:bCs/>
-                <w:i w:val="false"/>
-                <w:iCs w:val="false"/>
-                <w:sz w:val="26"/>
-                <w:szCs w:val="26"/>
-              </w:rPr>
-              <w:t xml:space="preserve">PARTIE 2 — Le CDC professionnel : 4 colonnes</w:t>
-            </w:r>
-          </w:p>
-        </w:tc>
-      </w:tr>
-    </w:tbl>
-    <w:p>
-      <w:pPr>
-        <w:spacing w:after="64"/>
-      </w:pPr>
+      <w:r>
+        <w:rPr>
+          <w:rFonts w:ascii="Arial" w:cs="Arial" w:eastAsia="Arial" w:hAnsi="Arial"/>
+          <w:b/>
+          <w:bCs/>
+          <w:i w:val="false"/>
+          <w:iCs w:val="false"/>
+          <w:sz w:val="26"/>
+          <w:szCs w:val="26"/>
+        </w:rPr>
+        <w:t xml:space="preserve">PARTIE 2 — Le CDC professionnel : 4 colonnes</w:t>
+      </w:r>
     </w:p>
     <w:p>
       <w:pPr>
+        <w:keepNext/>
+        <w:keepLines/>
         <w:spacing w:after="96"/>
       </w:pPr>
       <w:r>
@@ -1048,6 +877,9 @@
         <w:gridCol w:w="2160"/>
       </w:tblGrid>
       <w:tr>
+        <w:trPr>
+          <w:cantSplit/>
+        </w:trPr>
         <w:tc>
           <w:tcPr>
             <w:tcW w:type="dxa" w:w="4300"/>
@@ -1068,6 +900,8 @@
           </w:tcPr>
           <w:p>
             <w:pPr>
+              <w:keepNext/>
+              <w:keepLines/>
               <w:spacing w:after="0"/>
             </w:pPr>
             <w:r>
@@ -1104,6 +938,8 @@
           </w:tcPr>
           <w:p>
             <w:pPr>
+              <w:keepNext/>
+              <w:keepLines/>
               <w:spacing w:after="0"/>
             </w:pPr>
             <w:r>
@@ -1140,6 +976,8 @@
           </w:tcPr>
           <w:p>
             <w:pPr>
+              <w:keepNext/>
+              <w:keepLines/>
               <w:spacing w:after="0"/>
             </w:pPr>
             <w:r>
@@ -1158,6 +996,9 @@
         </w:tc>
       </w:tr>
       <w:tr>
+        <w:trPr>
+          <w:cantSplit/>
+        </w:trPr>
         <w:tc>
           <w:tcPr>
             <w:tcW w:type="dxa" w:w="4300"/>
@@ -1177,6 +1018,8 @@
           </w:tcPr>
           <w:p>
             <w:pPr>
+              <w:keepNext/>
+              <w:keepLines/>
               <w:spacing w:after="0"/>
             </w:pPr>
             <w:r>
@@ -1212,6 +1055,8 @@
           </w:tcPr>
           <w:p>
             <w:pPr>
+              <w:keepNext/>
+              <w:keepLines/>
               <w:spacing w:after="0"/>
             </w:pPr>
             <w:r>
@@ -1247,6 +1092,8 @@
           </w:tcPr>
           <w:p>
             <w:pPr>
+              <w:keepNext/>
+              <w:keepLines/>
               <w:spacing w:after="0"/>
             </w:pPr>
             <w:r>
@@ -1265,6 +1112,9 @@
         </w:tc>
       </w:tr>
       <w:tr>
+        <w:trPr>
+          <w:cantSplit/>
+        </w:trPr>
         <w:tc>
           <w:tcPr>
             <w:tcW w:type="dxa" w:w="4300"/>
@@ -1284,6 +1134,8 @@
           </w:tcPr>
           <w:p>
             <w:pPr>
+              <w:keepNext/>
+              <w:keepLines/>
               <w:spacing w:after="0"/>
             </w:pPr>
             <w:r>
@@ -1319,6 +1171,8 @@
           </w:tcPr>
           <w:p>
             <w:pPr>
+              <w:keepNext/>
+              <w:keepLines/>
               <w:spacing w:after="0"/>
             </w:pPr>
             <w:r>
@@ -1354,6 +1208,8 @@
           </w:tcPr>
           <w:p>
             <w:pPr>
+              <w:keepNext/>
+              <w:keepLines/>
               <w:spacing w:after="0"/>
             </w:pPr>
             <w:r>
@@ -1372,6 +1228,9 @@
         </w:tc>
       </w:tr>
       <w:tr>
+        <w:trPr>
+          <w:cantSplit/>
+        </w:trPr>
         <w:tc>
           <w:tcPr>
             <w:tcW w:type="dxa" w:w="4300"/>
@@ -1391,6 +1250,8 @@
           </w:tcPr>
           <w:p>
             <w:pPr>
+              <w:keepNext/>
+              <w:keepLines/>
               <w:spacing w:after="0"/>
             </w:pPr>
             <w:r>
@@ -1426,6 +1287,8 @@
           </w:tcPr>
           <w:p>
             <w:pPr>
+              <w:keepNext/>
+              <w:keepLines/>
               <w:spacing w:after="0"/>
             </w:pPr>
             <w:r>
@@ -1461,6 +1324,8 @@
           </w:tcPr>
           <w:p>
             <w:pPr>
+              <w:keepNext/>
+              <w:keepLines/>
               <w:spacing w:after="0"/>
             </w:pPr>
             <w:r>
@@ -1479,6 +1344,9 @@
         </w:tc>
       </w:tr>
       <w:tr>
+        <w:trPr>
+          <w:cantSplit/>
+        </w:trPr>
         <w:tc>
           <w:tcPr>
             <w:tcW w:type="dxa" w:w="4300"/>
@@ -1498,6 +1366,8 @@
           </w:tcPr>
           <w:p>
             <w:pPr>
+              <w:keepNext/>
+              <w:keepLines/>
               <w:spacing w:after="0"/>
             </w:pPr>
             <w:r>
@@ -1533,6 +1403,8 @@
           </w:tcPr>
           <w:p>
             <w:pPr>
+              <w:keepNext/>
+              <w:keepLines/>
               <w:spacing w:after="0"/>
             </w:pPr>
             <w:r>
@@ -1568,6 +1440,8 @@
           </w:tcPr>
           <w:p>
             <w:pPr>
+              <w:keepNext/>
+              <w:keepLines/>
               <w:spacing w:after="0"/>
             </w:pPr>
             <w:r>
@@ -1586,6 +1460,9 @@
         </w:tc>
       </w:tr>
       <w:tr>
+        <w:trPr>
+          <w:cantSplit/>
+        </w:trPr>
         <w:tc>
           <w:tcPr>
             <w:tcW w:type="dxa" w:w="4300"/>
@@ -1709,6 +1586,9 @@
         <w:gridCol w:w="9360"/>
       </w:tblGrid>
       <w:tr>
+        <w:trPr>
+          <w:cantSplit/>
+        </w:trPr>
         <w:tc>
           <w:tcPr>
             <w:tcW w:type="dxa" w:w="9360"/>
@@ -1782,67 +1662,30 @@
     </w:tbl>
     <w:p>
       <w:pPr>
-        <w:spacing w:after="80"/>
+        <w:keepNext/>
+        <w:keepLines/>
+        <w:pBdr>
+          <w:top w:val="single" w:color="000000" w:sz="6" w:space="4"/>
+          <w:left w:val="single" w:color="000000" w:sz="6" w:space="4"/>
+          <w:bottom w:val="single" w:color="000000" w:sz="6" w:space="4"/>
+          <w:right w:val="single" w:color="000000" w:sz="6" w:space="4"/>
+        </w:pBdr>
+        <w:shd w:val="clear" w:color="auto" w:fill="D9D9D9"/>
+        <w:spacing w:before="150" w:after="130"/>
+        <w:ind w:left="0" w:right="1106"/>
       </w:pPr>
-    </w:p>
-    <w:tbl>
-      <w:tblPr>
-        <w:tblW w:type="dxa" w:w="9360"/>
-        <w:tblBorders>
-          <w:top w:val="single" w:color="auto" w:sz="4"/>
-          <w:left w:val="single" w:color="auto" w:sz="4"/>
-          <w:bottom w:val="single" w:color="auto" w:sz="4"/>
-          <w:right w:val="single" w:color="auto" w:sz="4"/>
-          <w:insideH w:val="single" w:color="auto" w:sz="4"/>
-          <w:insideV w:val="single" w:color="auto" w:sz="4"/>
-        </w:tblBorders>
-      </w:tblPr>
-      <w:tblGrid>
-        <w:gridCol w:w="9360"/>
-      </w:tblGrid>
-      <w:tr>
-        <w:tc>
-          <w:tcPr>
-            <w:tcW w:type="dxa" w:w="9360"/>
-            <w:tcBorders>
-              <w:top w:val="single" w:color="000000" w:sz="6"/>
-              <w:left w:val="single" w:color="000000" w:sz="6"/>
-              <w:bottom w:val="single" w:color="000000" w:sz="6"/>
-              <w:right w:val="single" w:color="000000" w:sz="6"/>
-            </w:tcBorders>
-            <w:shd w:fill="F2F2F2" w:val="clear"/>
-            <w:tcMar>
-              <w:top w:type="dxa" w:w="40"/>
-              <w:left w:type="dxa" w:w="80"/>
-              <w:bottom w:type="dxa" w:w="40"/>
-              <w:right w:type="dxa" w:w="80"/>
-            </w:tcMar>
-            <w:vAlign w:val="center"/>
-          </w:tcPr>
-          <w:p>
-            <w:pPr>
-              <w:spacing w:after="0"/>
-            </w:pPr>
-            <w:r>
-              <w:rPr>
-                <w:rFonts w:ascii="Arial" w:cs="Arial" w:eastAsia="Arial" w:hAnsi="Arial"/>
-                <w:b/>
-                <w:bCs/>
-                <w:i w:val="false"/>
-                <w:iCs w:val="false"/>
-                <w:sz w:val="26"/>
-                <w:szCs w:val="26"/>
-              </w:rPr>
-              <w:t xml:space="preserve">PARTIE 3 — Analyse de l'existant  (3 supports projetés)</w:t>
-            </w:r>
-          </w:p>
-        </w:tc>
-      </w:tr>
-    </w:tbl>
-    <w:p>
-      <w:pPr>
-        <w:spacing w:after="64"/>
-      </w:pPr>
+      <w:r>
+        <w:rPr>
+          <w:rFonts w:ascii="Arial" w:cs="Arial" w:eastAsia="Arial" w:hAnsi="Arial"/>
+          <w:b/>
+          <w:bCs/>
+          <w:i w:val="false"/>
+          <w:iCs w:val="false"/>
+          <w:sz w:val="26"/>
+          <w:szCs w:val="26"/>
+        </w:rPr>
+        <w:t xml:space="preserve">PARTIE 3 — Analyse de l'existant  (3 supports projetés)</w:t>
+      </w:r>
     </w:p>
     <w:tbl>
       <w:tblPr>
@@ -1862,6 +1705,9 @@
         <w:gridCol w:w="3260"/>
       </w:tblGrid>
       <w:tr>
+        <w:trPr>
+          <w:cantSplit/>
+        </w:trPr>
         <w:tc>
           <w:tcPr>
             <w:tcW w:type="dxa" w:w="2800"/>
@@ -1882,6 +1728,8 @@
           </w:tcPr>
           <w:p>
             <w:pPr>
+              <w:keepNext/>
+              <w:keepLines/>
               <w:spacing w:after="0"/>
             </w:pPr>
             <w:r>
@@ -1918,6 +1766,8 @@
           </w:tcPr>
           <w:p>
             <w:pPr>
+              <w:keepNext/>
+              <w:keepLines/>
               <w:spacing w:after="0"/>
             </w:pPr>
             <w:r>
@@ -1954,6 +1804,8 @@
           </w:tcPr>
           <w:p>
             <w:pPr>
+              <w:keepNext/>
+              <w:keepLines/>
               <w:spacing w:after="0"/>
             </w:pPr>
             <w:r>
@@ -1972,6 +1824,9 @@
         </w:tc>
       </w:tr>
       <w:tr>
+        <w:trPr>
+          <w:cantSplit/>
+        </w:trPr>
         <w:tc>
           <w:tcPr>
             <w:tcW w:type="dxa" w:w="2800"/>
@@ -1991,6 +1846,8 @@
           </w:tcPr>
           <w:p>
             <w:pPr>
+              <w:keepNext/>
+              <w:keepLines/>
               <w:spacing w:after="0"/>
             </w:pPr>
             <w:r>
@@ -2026,6 +1883,8 @@
           </w:tcPr>
           <w:p>
             <w:pPr>
+              <w:keepNext/>
+              <w:keepLines/>
               <w:spacing w:after="0"/>
             </w:pPr>
             <w:r>
@@ -2061,6 +1920,8 @@
           </w:tcPr>
           <w:p>
             <w:pPr>
+              <w:keepNext/>
+              <w:keepLines/>
               <w:spacing w:after="0"/>
             </w:pPr>
             <w:r>
@@ -2079,6 +1940,9 @@
         </w:tc>
       </w:tr>
       <w:tr>
+        <w:trPr>
+          <w:cantSplit/>
+        </w:trPr>
         <w:tc>
           <w:tcPr>
             <w:tcW w:type="dxa" w:w="2800"/>
@@ -2098,6 +1962,8 @@
           </w:tcPr>
           <w:p>
             <w:pPr>
+              <w:keepNext/>
+              <w:keepLines/>
               <w:spacing w:after="0"/>
             </w:pPr>
             <w:r>
@@ -2133,6 +1999,8 @@
           </w:tcPr>
           <w:p>
             <w:pPr>
+              <w:keepNext/>
+              <w:keepLines/>
               <w:spacing w:after="0"/>
             </w:pPr>
             <w:r>
@@ -2168,6 +2036,8 @@
           </w:tcPr>
           <w:p>
             <w:pPr>
+              <w:keepNext/>
+              <w:keepLines/>
               <w:spacing w:after="0"/>
             </w:pPr>
             <w:r>
@@ -2186,6 +2056,9 @@
         </w:tc>
       </w:tr>
       <w:tr>
+        <w:trPr>
+          <w:cantSplit/>
+        </w:trPr>
         <w:tc>
           <w:tcPr>
             <w:tcW w:type="dxa" w:w="2800"/>
@@ -2314,6 +2187,9 @@
         <w:gridCol w:w="9360"/>
       </w:tblGrid>
       <w:tr>
+        <w:trPr>
+          <w:cantSplit/>
+        </w:trPr>
         <w:tc>
           <w:tcPr>
             <w:tcW w:type="dxa" w:w="9360"/>

--- a/public/2026/seq05/FICHE_S5-A01_CDC_4eme.docx
+++ b/public/2026/seq05/FICHE_S5-A01_CDC_4eme.docx
@@ -211,32 +211,6 @@
                 <w:szCs w:val="16"/>
               </w:rPr>
               <w:t xml:space="preserve">ACTIVITÉ N°01</w:t>
-            </w:r>
-          </w:p>
-          <w:p>
-            <w:pPr>
-              <w:spacing w:after="0"/>
-            </w:pPr>
-            <w:r>
-              <w:rPr>
-                <w:rFonts w:ascii="Arial" w:cs="Arial" w:eastAsia="Arial" w:hAnsi="Arial"/>
-                <w:sz w:val="14"/>
-                <w:szCs w:val="14"/>
-              </w:rPr>
-              <w:t xml:space="preserve">NOM : ..............................</w:t>
-            </w:r>
-          </w:p>
-          <w:p>
-            <w:pPr>
-              <w:spacing w:after="0"/>
-            </w:pPr>
-            <w:r>
-              <w:rPr>
-                <w:rFonts w:ascii="Arial" w:cs="Arial" w:eastAsia="Arial" w:hAnsi="Arial"/>
-                <w:sz w:val="14"/>
-                <w:szCs w:val="14"/>
-              </w:rPr>
-              <w:t xml:space="preserve">PRÉNOM : .........................</w:t>
             </w:r>
           </w:p>
         </w:tc>

--- a/public/2026/seq05/FICHE_S5-A01_CDC_4eme.docx
+++ b/public/2026/seq05/FICHE_S5-A01_CDC_4eme.docx
@@ -615,19 +615,19 @@
             <w:pPr>
               <w:keepNext/>
               <w:keepLines/>
-              <w:spacing w:after="0"/>
-            </w:pPr>
-            <w:r>
-              <w:rPr>
-                <w:rFonts w:ascii="Arial" w:cs="Arial" w:eastAsia="Arial" w:hAnsi="Arial"/>
-                <w:b w:val="false"/>
-                <w:bCs w:val="false"/>
-                <w:i w:val="false"/>
-                <w:iCs w:val="false"/>
-                <w:sz w:val="24"/>
-                <w:szCs w:val="24"/>
-              </w:rPr>
-              <w:t xml:space="preserve">À .........................................</w:t>
+              <w:spacing w:after="230"/>
+            </w:pPr>
+            <w:r>
+              <w:rPr>
+                <w:rFonts w:ascii="Arial" w:cs="Arial" w:eastAsia="Arial" w:hAnsi="Arial"/>
+                <w:b w:val="false"/>
+                <w:bCs w:val="false"/>
+                <w:i w:val="false"/>
+                <w:iCs w:val="false"/>
+                <w:sz w:val="24"/>
+                <w:szCs w:val="24"/>
+              </w:rPr>
+              <w:t xml:space="preserve">À ...................................................................................................................................................</w:t>
             </w:r>
           </w:p>
         </w:tc>
@@ -694,19 +694,19 @@
             <w:pPr>
               <w:keepNext/>
               <w:keepLines/>
-              <w:spacing w:after="0"/>
-            </w:pPr>
-            <w:r>
-              <w:rPr>
-                <w:rFonts w:ascii="Arial" w:cs="Arial" w:eastAsia="Arial" w:hAnsi="Arial"/>
-                <w:b w:val="false"/>
-                <w:bCs w:val="false"/>
-                <w:i w:val="false"/>
-                <w:iCs w:val="false"/>
-                <w:sz w:val="24"/>
-                <w:szCs w:val="24"/>
-              </w:rPr>
-              <w:t xml:space="preserve">Sur .........................................</w:t>
+              <w:spacing w:after="230"/>
+            </w:pPr>
+            <w:r>
+              <w:rPr>
+                <w:rFonts w:ascii="Arial" w:cs="Arial" w:eastAsia="Arial" w:hAnsi="Arial"/>
+                <w:b w:val="false"/>
+                <w:bCs w:val="false"/>
+                <w:i w:val="false"/>
+                <w:iCs w:val="false"/>
+                <w:sz w:val="24"/>
+                <w:szCs w:val="24"/>
+              </w:rPr>
+              <w:t xml:space="preserve">Sur ...............................................................................................................................................</w:t>
             </w:r>
           </w:p>
         </w:tc>
@@ -769,19 +769,19 @@
           </w:tcPr>
           <w:p>
             <w:pPr>
-              <w:spacing w:after="0"/>
-            </w:pPr>
-            <w:r>
-              <w:rPr>
-                <w:rFonts w:ascii="Arial" w:cs="Arial" w:eastAsia="Arial" w:hAnsi="Arial"/>
-                <w:b w:val="false"/>
-                <w:bCs w:val="false"/>
-                <w:i w:val="false"/>
-                <w:iCs w:val="false"/>
-                <w:sz w:val="24"/>
-                <w:szCs w:val="24"/>
-              </w:rPr>
-              <w:t xml:space="preserve">Pour .........................................</w:t>
+              <w:spacing w:after="230"/>
+            </w:pPr>
+            <w:r>
+              <w:rPr>
+                <w:rFonts w:ascii="Arial" w:cs="Arial" w:eastAsia="Arial" w:hAnsi="Arial"/>
+                <w:b w:val="false"/>
+                <w:bCs w:val="false"/>
+                <w:i w:val="false"/>
+                <w:iCs w:val="false"/>
+                <w:sz w:val="24"/>
+                <w:szCs w:val="24"/>
+              </w:rPr>
+              <w:t xml:space="preserve">Pour .............................................................................................................................................</w:t>
             </w:r>
           </w:p>
         </w:tc>
@@ -1110,19 +1110,19 @@
             <w:pPr>
               <w:keepNext/>
               <w:keepLines/>
-              <w:spacing w:after="0"/>
-            </w:pPr>
-            <w:r>
-              <w:rPr>
-                <w:rFonts w:ascii="Arial" w:cs="Arial" w:eastAsia="Arial" w:hAnsi="Arial"/>
-                <w:b w:val="false"/>
-                <w:bCs w:val="false"/>
-                <w:i w:val="false"/>
-                <w:iCs w:val="false"/>
-                <w:sz w:val="24"/>
-                <w:szCs w:val="24"/>
-              </w:rPr>
-              <w:t xml:space="preserve">FC1 — Être ..........</w:t>
+              <w:spacing w:after="230"/>
+            </w:pPr>
+            <w:r>
+              <w:rPr>
+                <w:rFonts w:ascii="Arial" w:cs="Arial" w:eastAsia="Arial" w:hAnsi="Arial"/>
+                <w:b w:val="false"/>
+                <w:bCs w:val="false"/>
+                <w:i w:val="false"/>
+                <w:iCs w:val="false"/>
+                <w:sz w:val="24"/>
+                <w:szCs w:val="24"/>
+              </w:rPr>
+              <w:t xml:space="preserve">FC1 — Être ..................................................................................................................................</w:t>
             </w:r>
           </w:p>
         </w:tc>
@@ -1599,36 +1599,36 @@
           </w:p>
           <w:p>
             <w:pPr>
-              <w:spacing w:after="96"/>
-            </w:pPr>
-            <w:r>
-              <w:rPr>
-                <w:rFonts w:ascii="Arial" w:cs="Arial" w:eastAsia="Arial" w:hAnsi="Arial"/>
-                <w:b w:val="false"/>
-                <w:bCs w:val="false"/>
-                <w:i w:val="false"/>
-                <w:iCs w:val="false"/>
-                <w:sz w:val="24"/>
-                <w:szCs w:val="24"/>
-              </w:rPr>
-              <w:t xml:space="preserve">.......................................................................</w:t>
-            </w:r>
-          </w:p>
-          <w:p>
-            <w:pPr>
-              <w:spacing w:after="96"/>
-            </w:pPr>
-            <w:r>
-              <w:rPr>
-                <w:rFonts w:ascii="Arial" w:cs="Arial" w:eastAsia="Arial" w:hAnsi="Arial"/>
-                <w:b w:val="false"/>
-                <w:bCs w:val="false"/>
-                <w:i w:val="false"/>
-                <w:iCs w:val="false"/>
-                <w:sz w:val="24"/>
-                <w:szCs w:val="24"/>
-              </w:rPr>
-              <w:t xml:space="preserve">.......................................................................</w:t>
+              <w:spacing w:after="230"/>
+            </w:pPr>
+            <w:r>
+              <w:rPr>
+                <w:rFonts w:ascii="Arial" w:cs="Arial" w:eastAsia="Arial" w:hAnsi="Arial"/>
+                <w:b w:val="false"/>
+                <w:bCs w:val="false"/>
+                <w:i w:val="false"/>
+                <w:iCs w:val="false"/>
+                <w:sz w:val="24"/>
+                <w:szCs w:val="24"/>
+              </w:rPr>
+              <w:t xml:space="preserve">......................................................................................................................................................</w:t>
+            </w:r>
+          </w:p>
+          <w:p>
+            <w:pPr>
+              <w:spacing w:after="230"/>
+            </w:pPr>
+            <w:r>
+              <w:rPr>
+                <w:rFonts w:ascii="Arial" w:cs="Arial" w:eastAsia="Arial" w:hAnsi="Arial"/>
+                <w:b w:val="false"/>
+                <w:bCs w:val="false"/>
+                <w:i w:val="false"/>
+                <w:iCs w:val="false"/>
+                <w:sz w:val="24"/>
+                <w:szCs w:val="24"/>
+              </w:rPr>
+              <w:t xml:space="preserve">......................................................................................................................................................</w:t>
             </w:r>
           </w:p>
         </w:tc>
@@ -1859,19 +1859,19 @@
             <w:pPr>
               <w:keepNext/>
               <w:keepLines/>
-              <w:spacing w:after="0"/>
-            </w:pPr>
-            <w:r>
-              <w:rPr>
-                <w:rFonts w:ascii="Arial" w:cs="Arial" w:eastAsia="Arial" w:hAnsi="Arial"/>
-                <w:b w:val="false"/>
-                <w:bCs w:val="false"/>
-                <w:i w:val="false"/>
-                <w:iCs w:val="false"/>
-                <w:sz w:val="24"/>
-                <w:szCs w:val="24"/>
-              </w:rPr>
-              <w:t xml:space="preserve">................</w:t>
+              <w:spacing w:after="230"/>
+            </w:pPr>
+            <w:r>
+              <w:rPr>
+                <w:rFonts w:ascii="Arial" w:cs="Arial" w:eastAsia="Arial" w:hAnsi="Arial"/>
+                <w:b w:val="false"/>
+                <w:bCs w:val="false"/>
+                <w:i w:val="false"/>
+                <w:iCs w:val="false"/>
+                <w:sz w:val="24"/>
+                <w:szCs w:val="24"/>
+              </w:rPr>
+              <w:t xml:space="preserve">......................................................................................................................................................</w:t>
             </w:r>
           </w:p>
         </w:tc>
@@ -1896,19 +1896,19 @@
             <w:pPr>
               <w:keepNext/>
               <w:keepLines/>
-              <w:spacing w:after="0"/>
-            </w:pPr>
-            <w:r>
-              <w:rPr>
-                <w:rFonts w:ascii="Arial" w:cs="Arial" w:eastAsia="Arial" w:hAnsi="Arial"/>
-                <w:b w:val="false"/>
-                <w:bCs w:val="false"/>
-                <w:i w:val="false"/>
-                <w:iCs w:val="false"/>
-                <w:sz w:val="24"/>
-                <w:szCs w:val="24"/>
-              </w:rPr>
-              <w:t xml:space="preserve">................</w:t>
+              <w:spacing w:after="230"/>
+            </w:pPr>
+            <w:r>
+              <w:rPr>
+                <w:rFonts w:ascii="Arial" w:cs="Arial" w:eastAsia="Arial" w:hAnsi="Arial"/>
+                <w:b w:val="false"/>
+                <w:bCs w:val="false"/>
+                <w:i w:val="false"/>
+                <w:iCs w:val="false"/>
+                <w:sz w:val="24"/>
+                <w:szCs w:val="24"/>
+              </w:rPr>
+              <w:t xml:space="preserve">......................................................................................................................................................</w:t>
             </w:r>
           </w:p>
         </w:tc>
@@ -1975,19 +1975,19 @@
             <w:pPr>
               <w:keepNext/>
               <w:keepLines/>
-              <w:spacing w:after="0"/>
-            </w:pPr>
-            <w:r>
-              <w:rPr>
-                <w:rFonts w:ascii="Arial" w:cs="Arial" w:eastAsia="Arial" w:hAnsi="Arial"/>
-                <w:b w:val="false"/>
-                <w:bCs w:val="false"/>
-                <w:i w:val="false"/>
-                <w:iCs w:val="false"/>
-                <w:sz w:val="24"/>
-                <w:szCs w:val="24"/>
-              </w:rPr>
-              <w:t xml:space="preserve">................</w:t>
+              <w:spacing w:after="230"/>
+            </w:pPr>
+            <w:r>
+              <w:rPr>
+                <w:rFonts w:ascii="Arial" w:cs="Arial" w:eastAsia="Arial" w:hAnsi="Arial"/>
+                <w:b w:val="false"/>
+                <w:bCs w:val="false"/>
+                <w:i w:val="false"/>
+                <w:iCs w:val="false"/>
+                <w:sz w:val="24"/>
+                <w:szCs w:val="24"/>
+              </w:rPr>
+              <w:t xml:space="preserve">......................................................................................................................................................</w:t>
             </w:r>
           </w:p>
         </w:tc>
@@ -2012,19 +2012,19 @@
             <w:pPr>
               <w:keepNext/>
               <w:keepLines/>
-              <w:spacing w:after="0"/>
-            </w:pPr>
-            <w:r>
-              <w:rPr>
-                <w:rFonts w:ascii="Arial" w:cs="Arial" w:eastAsia="Arial" w:hAnsi="Arial"/>
-                <w:b w:val="false"/>
-                <w:bCs w:val="false"/>
-                <w:i w:val="false"/>
-                <w:iCs w:val="false"/>
-                <w:sz w:val="24"/>
-                <w:szCs w:val="24"/>
-              </w:rPr>
-              <w:t xml:space="preserve">................</w:t>
+              <w:spacing w:after="230"/>
+            </w:pPr>
+            <w:r>
+              <w:rPr>
+                <w:rFonts w:ascii="Arial" w:cs="Arial" w:eastAsia="Arial" w:hAnsi="Arial"/>
+                <w:b w:val="false"/>
+                <w:bCs w:val="false"/>
+                <w:i w:val="false"/>
+                <w:iCs w:val="false"/>
+                <w:sz w:val="24"/>
+                <w:szCs w:val="24"/>
+              </w:rPr>
+              <w:t xml:space="preserve">......................................................................................................................................................</w:t>
             </w:r>
           </w:p>
         </w:tc>
@@ -2087,19 +2087,19 @@
           </w:tcPr>
           <w:p>
             <w:pPr>
-              <w:spacing w:after="0"/>
-            </w:pPr>
-            <w:r>
-              <w:rPr>
-                <w:rFonts w:ascii="Arial" w:cs="Arial" w:eastAsia="Arial" w:hAnsi="Arial"/>
-                <w:b w:val="false"/>
-                <w:bCs w:val="false"/>
-                <w:i w:val="false"/>
-                <w:iCs w:val="false"/>
-                <w:sz w:val="24"/>
-                <w:szCs w:val="24"/>
-              </w:rPr>
-              <w:t xml:space="preserve">................</w:t>
+              <w:spacing w:after="230"/>
+            </w:pPr>
+            <w:r>
+              <w:rPr>
+                <w:rFonts w:ascii="Arial" w:cs="Arial" w:eastAsia="Arial" w:hAnsi="Arial"/>
+                <w:b w:val="false"/>
+                <w:bCs w:val="false"/>
+                <w:i w:val="false"/>
+                <w:iCs w:val="false"/>
+                <w:sz w:val="24"/>
+                <w:szCs w:val="24"/>
+              </w:rPr>
+              <w:t xml:space="preserve">......................................................................................................................................................</w:t>
             </w:r>
           </w:p>
         </w:tc>
@@ -2122,19 +2122,19 @@
           </w:tcPr>
           <w:p>
             <w:pPr>
-              <w:spacing w:after="0"/>
-            </w:pPr>
-            <w:r>
-              <w:rPr>
-                <w:rFonts w:ascii="Arial" w:cs="Arial" w:eastAsia="Arial" w:hAnsi="Arial"/>
-                <w:b w:val="false"/>
-                <w:bCs w:val="false"/>
-                <w:i w:val="false"/>
-                <w:iCs w:val="false"/>
-                <w:sz w:val="24"/>
-                <w:szCs w:val="24"/>
-              </w:rPr>
-              <w:t xml:space="preserve">................</w:t>
+              <w:spacing w:after="230"/>
+            </w:pPr>
+            <w:r>
+              <w:rPr>
+                <w:rFonts w:ascii="Arial" w:cs="Arial" w:eastAsia="Arial" w:hAnsi="Arial"/>
+                <w:b w:val="false"/>
+                <w:bCs w:val="false"/>
+                <w:i w:val="false"/>
+                <w:iCs w:val="false"/>
+                <w:sz w:val="24"/>
+                <w:szCs w:val="24"/>
+              </w:rPr>
+              <w:t xml:space="preserve">......................................................................................................................................................</w:t>
             </w:r>
           </w:p>
         </w:tc>

--- a/public/2026/seq05/FICHE_S5-A01_CDC_4eme.docx
+++ b/public/2026/seq05/FICHE_S5-A01_CDC_4eme.docx
@@ -345,6 +345,30 @@
         </w:tc>
       </w:tr>
     </w:tbl>
+    <w:p>
+      <w:pPr>
+        <w:keepNext/>
+        <w:spacing w:after="128"/>
+      </w:pPr>
+      <w:r>
+        <w:rPr>
+          <w:rFonts w:ascii="Arial" w:cs="Arial" w:eastAsia="Arial" w:hAnsi="Arial"/>
+          <w:sz w:val="24"/>
+          <w:szCs w:val="24"/>
+          <w:b/>
+          <w:bCs/>
+        </w:rPr>
+        <w:t xml:space="preserve">OBJECTIF — </w:t>
+      </w:r>
+      <w:r>
+        <w:rPr>
+          <w:rFonts w:ascii="Arial" w:cs="Arial" w:eastAsia="Arial" w:hAnsi="Arial"/>
+          <w:sz w:val="24"/>
+          <w:szCs w:val="24"/>
+        </w:rPr>
+        <w:t xml:space="preserve">Tu sauras formuler un besoin et écrire un cahier des charges aux critères mesurables.</w:t>
+      </w:r>
+    </w:p>
     <w:p>
       <w:pPr>
         <w:keepNext/>
@@ -627,7 +651,7 @@
                 <w:sz w:val="24"/>
                 <w:szCs w:val="24"/>
               </w:rPr>
-              <w:t xml:space="preserve">À ...................................................................................................................................................</w:t>
+              <w:t xml:space="preserve">À ...................................................................</w:t>
             </w:r>
           </w:p>
         </w:tc>
@@ -706,7 +730,7 @@
                 <w:sz w:val="24"/>
                 <w:szCs w:val="24"/>
               </w:rPr>
-              <w:t xml:space="preserve">Sur ...............................................................................................................................................</w:t>
+              <w:t xml:space="preserve">Sur ................................................................</w:t>
             </w:r>
           </w:p>
         </w:tc>
@@ -781,7 +805,7 @@
                 <w:sz w:val="24"/>
                 <w:szCs w:val="24"/>
               </w:rPr>
-              <w:t xml:space="preserve">Pour .............................................................................................................................................</w:t>
+              <w:t xml:space="preserve">Pour ..............................................................</w:t>
             </w:r>
           </w:p>
         </w:tc>
@@ -1122,7 +1146,7 @@
                 <w:sz w:val="24"/>
                 <w:szCs w:val="24"/>
               </w:rPr>
-              <w:t xml:space="preserve">FC1 — Être ..................................................................................................................................</w:t>
+              <w:t xml:space="preserve">FC1 — Être ......................................</w:t>
             </w:r>
           </w:p>
         </w:tc>
@@ -1611,7 +1635,7 @@
                 <w:sz w:val="24"/>
                 <w:szCs w:val="24"/>
               </w:rPr>
-              <w:t xml:space="preserve">......................................................................................................................................................</w:t>
+              <w:t xml:space="preserve">...................................................................................................................................</w:t>
             </w:r>
           </w:p>
           <w:p>
@@ -1628,7 +1652,7 @@
                 <w:sz w:val="24"/>
                 <w:szCs w:val="24"/>
               </w:rPr>
-              <w:t xml:space="preserve">......................................................................................................................................................</w:t>
+              <w:t xml:space="preserve">...................................................................................................................................</w:t>
             </w:r>
           </w:p>
         </w:tc>
@@ -1871,7 +1895,7 @@
                 <w:sz w:val="24"/>
                 <w:szCs w:val="24"/>
               </w:rPr>
-              <w:t xml:space="preserve">......................................................................................................................................................</w:t>
+              <w:t xml:space="preserve">............................................</w:t>
             </w:r>
           </w:p>
         </w:tc>
@@ -1908,7 +1932,7 @@
                 <w:sz w:val="24"/>
                 <w:szCs w:val="24"/>
               </w:rPr>
-              <w:t xml:space="preserve">......................................................................................................................................................</w:t>
+              <w:t xml:space="preserve">...........................................</w:t>
             </w:r>
           </w:p>
         </w:tc>
@@ -1987,7 +2011,7 @@
                 <w:sz w:val="24"/>
                 <w:szCs w:val="24"/>
               </w:rPr>
-              <w:t xml:space="preserve">......................................................................................................................................................</w:t>
+              <w:t xml:space="preserve">............................................</w:t>
             </w:r>
           </w:p>
         </w:tc>
@@ -2024,7 +2048,7 @@
                 <w:sz w:val="24"/>
                 <w:szCs w:val="24"/>
               </w:rPr>
-              <w:t xml:space="preserve">......................................................................................................................................................</w:t>
+              <w:t xml:space="preserve">...........................................</w:t>
             </w:r>
           </w:p>
         </w:tc>
@@ -2099,7 +2123,7 @@
                 <w:sz w:val="24"/>
                 <w:szCs w:val="24"/>
               </w:rPr>
-              <w:t xml:space="preserve">......................................................................................................................................................</w:t>
+              <w:t xml:space="preserve">............................................</w:t>
             </w:r>
           </w:p>
         </w:tc>
@@ -2134,7 +2158,7 @@
                 <w:sz w:val="24"/>
                 <w:szCs w:val="24"/>
               </w:rPr>
-              <w:t xml:space="preserve">......................................................................................................................................................</w:t>
+              <w:t xml:space="preserve">...........................................</w:t>
             </w:r>
           </w:p>
         </w:tc>

--- a/public/2026/seq05/FICHE_S5-A01_CDC_4eme.docx
+++ b/public/2026/seq05/FICHE_S5-A01_CDC_4eme.docx
@@ -453,6 +453,35 @@
         </w:tc>
       </w:tr>
     </w:tbl>
+    <w:p>
+      <w:pPr>
+        <w:keepNext/>
+        <w:spacing w:before="96" w:after="60"/>
+      </w:pPr>
+      <w:r>
+        <w:rPr>
+          <w:rFonts w:ascii="Arial" w:cs="Arial" w:eastAsia="Arial" w:hAnsi="Arial"/>
+          <w:sz w:val="22"/>
+          <w:szCs w:val="22"/>
+          <w:i/>
+          <w:iCs/>
+        </w:rPr>
+        <w:t xml:space="preserve">D'APRÈS TOI ? Réponds AVANT de commencer, même sans être sûr. Ça ne se note pas.</w:t>
+      </w:r>
+    </w:p>
+    <w:p>
+      <w:pPr>
+        <w:spacing w:after="240"/>
+      </w:pPr>
+      <w:r>
+        <w:rPr>
+          <w:rFonts w:ascii="Arial" w:cs="Arial" w:eastAsia="Arial" w:hAnsi="Arial"/>
+          <w:sz w:val="24"/>
+          <w:szCs w:val="24"/>
+        </w:rPr>
+        <w:t xml:space="preserve">............................................................................................................................................</w:t>
+      </w:r>
+    </w:p>
     <w:p>
       <w:pPr>
         <w:keepNext/>

--- a/public/2026/seq05/FICHE_S5-A01_CDC_4eme.docx
+++ b/public/2026/seq05/FICHE_S5-A01_CDC_4eme.docx
@@ -480,6 +480,52 @@
           <w:szCs w:val="24"/>
         </w:rPr>
         <w:t xml:space="preserve">............................................................................................................................................</w:t>
+      </w:r>
+    </w:p>
+    <w:p>
+      <w:pPr>
+        <w:keepNext/>
+        <w:pBdr>
+          <w:top w:val="single" w:sz="6" w:space="2" w:color="D9D9D9"/>
+          <w:left w:val="single" w:sz="6" w:space="2" w:color="D9D9D9"/>
+          <w:bottom w:val="single" w:sz="6" w:space="2" w:color="D9D9D9"/>
+          <w:right w:val="single" w:sz="6" w:space="2" w:color="D9D9D9"/>
+        </w:pBdr>
+        <w:shd w:val="clear" w:color="auto" w:fill="F2F2F2"/>
+        <w:spacing w:before="80" w:after="120"/>
+        <w:ind w:left="60" w:right="60"/>
+      </w:pPr>
+      <w:r>
+        <w:rPr>
+          <w:rFonts w:ascii="Arial" w:cs="Arial" w:eastAsia="Arial" w:hAnsi="Arial"/>
+          <w:b/>
+          <w:bCs/>
+          <w:sz w:val="24"/>
+          <w:szCs w:val="24"/>
+        </w:rPr>
+        <w:t xml:space="preserve">RESSOURCE 1 — Le cahier des charges fonctionnel</w:t>
+      </w:r>
+      <w:r>
+        <w:rPr>
+          <w:rFonts w:ascii="Arial" w:cs="Arial" w:eastAsia="Arial" w:hAnsi="Arial"/>
+          <w:sz w:val="24"/>
+          <w:szCs w:val="24"/>
+        </w:rPr>
+        <w:t xml:space="preserve"> · Techno-Flash · rien à installer</w:t>
+      </w:r>
+      <w:r>
+        <w:rPr>
+          <w:rFonts w:ascii="Arial" w:cs="Arial" w:eastAsia="Arial" w:hAnsi="Arial"/>
+        </w:rPr>
+        <w:br/>
+      </w:r>
+      <w:r>
+        <w:rPr>
+          <w:rFonts w:ascii="Arial" w:cs="Arial" w:eastAsia="Arial" w:hAnsi="Arial"/>
+          <w:sz w:val="22"/>
+          <w:szCs w:val="22"/>
+        </w:rPr>
+        <w:t xml:space="preserve">→ techno-flash.com/animations/cahier_des_charges/cahier_des_charges_fonctionnel.html</w:t>
       </w:r>
     </w:p>
     <w:p>
